--- a/Bus/static/Bus/Bus_Pitts_Rules.docx
+++ b/Bus/static/Bus/Bus_Pitts_Rules.docx
@@ -18,7 +18,6 @@
           <w:lang w:eastAsia="en-GB"/>
         </w:rPr>
       </w:pPr>
-      <w:bookmarkStart w:id="0" w:name="_GoBack"/>
       <w:r>
         <w:rPr>
           <w:rFonts w:eastAsia="Times New Roman" w:cstheme="minorHAnsi"/>
@@ -1317,14 +1316,8 @@
         </w:rPr>
         <w:t>Once returned, that Designer is removed from the game and may not be transported again.</w:t>
       </w:r>
-    </w:p>
-    <w:bookmarkEnd w:id="0"/>
-    <w:p>
-      <w:pPr>
-        <w:rPr>
-          <w:rFonts w:cstheme="minorHAnsi"/>
-        </w:rPr>
-      </w:pPr>
+      <w:bookmarkStart w:id="0" w:name="_GoBack"/>
+      <w:bookmarkEnd w:id="0"/>
     </w:p>
     <w:sectPr>
       <w:pgSz w:w="11906" w:h="16838"/>
